--- a/5-人员管理/运行记录类文件/HFSJ-ITSS-0510-2025年度人员管理计划.docx
+++ b/5-人员管理/运行记录类文件/HFSJ-ITSS-0510-2025年度人员管理计划.docx
@@ -5027,8 +5027,8 @@
         <w:snapToGrid w:val="0"/>
         <w:textAlignment w:val="baseline"/>
       </w:pPr>
-      <w:bookmarkStart w:id="3" w:name="_Toc9189"/>
-      <w:bookmarkStart w:id="4" w:name="heading_3"/>
+      <w:bookmarkStart w:id="3" w:name="heading_3"/>
+      <w:bookmarkStart w:id="4" w:name="_Toc9189"/>
       <w:r>
         <w:t>适用范围</w:t>
       </w:r>
@@ -8347,8 +8347,8 @@
         <w:snapToGrid w:val="0"/>
         <w:textAlignment w:val="baseline"/>
       </w:pPr>
-      <w:bookmarkStart w:id="12" w:name="_Toc6703"/>
-      <w:bookmarkStart w:id="13" w:name="heading_8"/>
+      <w:bookmarkStart w:id="12" w:name="heading_8"/>
+      <w:bookmarkStart w:id="13" w:name="_Toc6703"/>
       <w:r>
         <w:t>人员储备计划</w:t>
       </w:r>
@@ -8627,6 +8627,12 @@
             <w:insideV w:val="none" w:color="auto" w:sz="0" w:space="0"/>
           </w:tblBorders>
           <w:shd w:val="clear" w:color="auto" w:fill="auto"/>
+          <w:tblCellMar>
+            <w:top w:w="15" w:type="dxa"/>
+            <w:left w:w="15" w:type="dxa"/>
+            <w:bottom w:w="15" w:type="dxa"/>
+            <w:right w:w="15" w:type="dxa"/>
+          </w:tblCellMar>
         </w:tblPrEx>
         <w:trPr>
           <w:trHeight w:val="0" w:hRule="atLeast"/>
@@ -9917,8 +9923,8 @@
         <w:snapToGrid w:val="0"/>
         <w:textAlignment w:val="baseline"/>
       </w:pPr>
-      <w:bookmarkStart w:id="17" w:name="heading_12"/>
-      <w:bookmarkStart w:id="18" w:name="_Toc24850"/>
+      <w:bookmarkStart w:id="17" w:name="_Toc24850"/>
+      <w:bookmarkStart w:id="18" w:name="heading_12"/>
       <w:r>
         <w:t>储备计划执行跟踪</w:t>
       </w:r>
@@ -15454,9 +15460,19 @@
               <w:ind w:left="0" w:leftChars="0" w:right="0" w:rightChars="0" w:firstLine="0" w:firstLineChars="0"/>
               <w:jc w:val="center"/>
               <w:textAlignment w:val="baseline"/>
-            </w:pPr>
-            <w:r>
-              <w:t>石宝升</w:t>
+              <w:rPr>
+                <w:rFonts w:hint="eastAsia" w:eastAsia="宋体"/>
+                <w:lang w:eastAsia="zh-CN"/>
+              </w:rPr>
+            </w:pPr>
+            <w:bookmarkStart w:id="51" w:name="_GoBack"/>
+            <w:bookmarkEnd w:id="51"/>
+            <w:r>
+              <w:rPr>
+                <w:rFonts w:hint="eastAsia"/>
+                <w:lang w:eastAsia="zh-CN"/>
+              </w:rPr>
+              <w:t>黄正宇</w:t>
             </w:r>
           </w:p>
         </w:tc>
@@ -19324,8 +19340,8 @@
         <w:snapToGrid w:val="0"/>
         <w:textAlignment w:val="baseline"/>
       </w:pPr>
-      <w:bookmarkStart w:id="29" w:name="_Toc25550"/>
-      <w:bookmarkStart w:id="30" w:name="heading_17"/>
+      <w:bookmarkStart w:id="29" w:name="heading_17"/>
+      <w:bookmarkStart w:id="30" w:name="_Toc25550"/>
       <w:r>
         <w:t>关键岗位备份计划</w:t>
       </w:r>
@@ -20849,8 +20865,8 @@
         <w:snapToGrid w:val="0"/>
         <w:textAlignment w:val="baseline"/>
       </w:pPr>
-      <w:bookmarkStart w:id="34" w:name="heading_21"/>
-      <w:bookmarkStart w:id="35" w:name="_Toc1942"/>
+      <w:bookmarkStart w:id="34" w:name="_Toc1942"/>
+      <w:bookmarkStart w:id="35" w:name="heading_21"/>
       <w:r>
         <w:t>备份计划执行跟踪</w:t>
       </w:r>
@@ -23860,7 +23876,6 @@
             <w:insideH w:val="none" w:color="auto" w:sz="0" w:space="0"/>
             <w:insideV w:val="none" w:color="auto" w:sz="0" w:space="0"/>
           </w:tblBorders>
-          <w:shd w:val="clear" w:color="auto" w:fill="auto"/>
           <w:tblCellMar>
             <w:top w:w="15" w:type="dxa"/>
             <w:left w:w="15" w:type="dxa"/>
@@ -24299,8 +24314,6 @@
         </w:rPr>
         <w:t>根据《人员绩效考核及</w:t>
       </w:r>
-      <w:bookmarkStart w:id="51" w:name="_GoBack"/>
-      <w:bookmarkEnd w:id="51"/>
       <w:r>
         <w:rPr>
           <w:rFonts w:hint="eastAsia"/>
@@ -24953,7 +24966,6 @@
             <w:insideH w:val="none" w:color="auto" w:sz="0" w:space="0"/>
             <w:insideV w:val="none" w:color="auto" w:sz="0" w:space="0"/>
           </w:tblBorders>
-          <w:shd w:val="clear" w:color="auto" w:fill="auto"/>
           <w:tblCellMar>
             <w:top w:w="15" w:type="dxa"/>
             <w:left w:w="15" w:type="dxa"/>
@@ -25095,7 +25107,6 @@
             <w:insideH w:val="none" w:color="auto" w:sz="0" w:space="0"/>
             <w:insideV w:val="none" w:color="auto" w:sz="0" w:space="0"/>
           </w:tblBorders>
-          <w:shd w:val="clear" w:color="auto" w:fill="auto"/>
           <w:tblCellMar>
             <w:top w:w="15" w:type="dxa"/>
             <w:left w:w="15" w:type="dxa"/>
